--- a/rapports/2026-06-06/EQ26/EQ26_enq3_v2/DR_061203030008/17-94-73-74.docx
+++ b/rapports/2026-06-06/EQ26/EQ26_enq3_v2/DR_061203030008/17-94-73-74.docx
@@ -297,7 +297,7 @@
           <w:color w:val="1F6FEB"/>
           <w:sz w:val="22"/>
         </w:rPr>
-        <w:t>⚠ INCOHÉRENCES À CORRIGER (92)</w:t>
+        <w:t>⚠ INCOHÉRENCES À CORRIGER (89)</w:t>
       </w:r>
     </w:p>
     <w:tbl>
@@ -1115,7 +1115,7 @@
                 <w:i w:val="0"/>
                 <w:sz w:val="17"/>
               </w:rPr>
-              <w:t>Incohérence!!! seulement les écoles privées paient les frais de scolarité (y compris les frais d'inscription).</w:t>
+              <w:t>Incohérent!! Le niveau d'instruction déclaré par l'un des enfants () au niveau de la section 1 de ALASSANE FAYE diffère de celui donné par ALASSANE FAYE lui-même qui affirme ne pas avoir frequenté l'école formelle.</w:t>
             </w:r>
           </w:p>
         </w:tc>
@@ -1205,7 +1205,7 @@
                 <w:i w:val="0"/>
                 <w:sz w:val="17"/>
               </w:rPr>
-              <w:t>Incohérent!! Le niveau d'instruction déclaré par l'un des enfants () au niveau de la section 1 de ALASSANE FAYE diffère de celui donné par ALASSANE FAYE lui-même qui affirme ne pas avoir frequenté l'école formelle.</w:t>
+              <w:t>Incohérent!! Le niveau d'instruction déclaré par l'un des enfants () au niveau de la section 1 de KHADY DIALLO diffère de celui donné par KHADY DIALLO lui-même qui affirme ne pas avoir frequenté l'école formelle.</w:t>
             </w:r>
           </w:p>
         </w:tc>
@@ -1238,7 +1238,7 @@
                 <w:i w:val="0"/>
                 <w:sz w:val="16"/>
               </w:rPr>
-              <w:t>S02</w:t>
+              <w:t>S03</w:t>
               <w:br/>
             </w:r>
             <w:r>
@@ -1248,7 +1248,7 @@
                 <w:color w:val="64748B"/>
                 <w:sz w:val="14"/>
               </w:rPr>
-              <w:t>Éducation</w:t>
+              <w:t>Santé</w:t>
             </w:r>
           </w:p>
         </w:tc>
@@ -1295,7 +1295,7 @@
                 <w:i w:val="0"/>
                 <w:sz w:val="17"/>
               </w:rPr>
-              <w:t>Incohérent!! Le niveau d'instruction déclaré par l'un des enfants () au niveau de la section 1 de KHADY DIALLO diffère de celui donné par KHADY DIALLO lui-même qui affirme ne pas avoir frequenté l'école formelle.</w:t>
+              <w:t>Incohérent !!! KHADY DIALLO s'est consulté la première fois pour cette maladie (Problème dentaire) chez un médecin spécialiste et vous dites que  KHADY DIALLO n'est pas concerné par le montant des frais de consultation d'un médecin spécialiste (3.15=9999).</w:t>
             </w:r>
           </w:p>
         </w:tc>
@@ -1385,7 +1385,7 @@
                 <w:i w:val="0"/>
                 <w:sz w:val="17"/>
               </w:rPr>
-              <w:t>Incohérent !!! KHADY DIALLO s'est consulté la première fois pour cette maladie (Problème dentaire) chez un médecin spécialiste et vous dites que  KHADY DIALLO n'est pas concerné par le montant des frais de consultation d'un médecin spécialiste (3.15=9999).</w:t>
+              <w:t>Prière de verifier cette incohérence auprès de l'enquêté ou confirmer.</w:t>
             </w:r>
           </w:p>
         </w:tc>
@@ -1418,7 +1418,7 @@
                 <w:i w:val="0"/>
                 <w:sz w:val="16"/>
               </w:rPr>
-              <w:t>S03</w:t>
+              <w:t>S16</w:t>
               <w:br/>
             </w:r>
             <w:r>
@@ -1428,7 +1428,7 @@
                 <w:color w:val="64748B"/>
                 <w:sz w:val="14"/>
               </w:rPr>
-              <w:t>Santé</w:t>
+              <w:t>Agriculture</w:t>
             </w:r>
           </w:p>
         </w:tc>
@@ -1444,7 +1444,7 @@
                 <w:color w:val="16A34A"/>
                 <w:sz w:val="16"/>
               </w:rPr>
-              <w:t>—</w:t>
+              <w:t>s16dq05a, s16dq05c</w:t>
             </w:r>
           </w:p>
         </w:tc>
@@ -1475,7 +1475,7 @@
                 <w:i w:val="0"/>
                 <w:sz w:val="17"/>
               </w:rPr>
-              <w:t>Prière de verifier cette incohérence auprès de l'enquêté ou confirmer.</w:t>
+              <w:t>La quantité de s16dq05a estimée en Kg est incohérente avec la prise dans la question s16dq05c, prière de bien estimer et mettre la valeur exacte.</w:t>
             </w:r>
           </w:p>
         </w:tc>
@@ -1534,7 +1534,7 @@
                 <w:color w:val="16A34A"/>
                 <w:sz w:val="16"/>
               </w:rPr>
-              <w:t>s16dq05a, s16dq05c</w:t>
+              <w:t>s00q07a, s00q08, s00q10, s00q13_0, s00q15_0, s00q17_0, s00q23a, s00q23b</w:t>
             </w:r>
           </w:p>
         </w:tc>
@@ -1565,7 +1565,7 @@
                 <w:i w:val="0"/>
                 <w:sz w:val="17"/>
               </w:rPr>
-              <w:t>La quantité de s16dq05a estimée en Kg est incohérente avec la prise dans la question s16dq05c, prière de bien estimer et mettre la valeur exacte.</w:t>
+              <w:t>La somme des quantités consommées (10 kg), des quantités offertes (3 kg),  des quantités vendus (0 kg) et des quantités en stock (0 kg) depasse la quantité totale (2 kg) que le ménage a eu après la recolte de Niébé , prière de corriger cette incoherence.</w:t>
             </w:r>
           </w:p>
         </w:tc>
@@ -1580,10 +1580,10 @@
               <w:rPr>
                 <w:b/>
                 <w:i w:val="0"/>
-                <w:color w:val="DC2626"/>
-                <w:sz w:val="16"/>
-              </w:rPr>
-              <w:t>Haute</w:t>
+                <w:color w:val="EA580C"/>
+                <w:sz w:val="16"/>
+              </w:rPr>
+              <w:t>Moyenne</w:t>
             </w:r>
           </w:p>
         </w:tc>
@@ -1598,7 +1598,7 @@
                 <w:i w:val="0"/>
                 <w:sz w:val="16"/>
               </w:rPr>
-              <w:t>S16</w:t>
+              <w:t>S00</w:t>
               <w:br/>
             </w:r>
             <w:r>
@@ -1608,7 +1608,7 @@
                 <w:color w:val="64748B"/>
                 <w:sz w:val="14"/>
               </w:rPr>
-              <w:t>Agriculture</w:t>
+              <w:t>Identification</w:t>
             </w:r>
           </w:p>
         </w:tc>
@@ -1655,7 +1655,7 @@
                 <w:i w:val="0"/>
                 <w:sz w:val="17"/>
               </w:rPr>
-              <w:t>La somme des quantités consommées (10 kg), des quantités offertes (3 kg),  des quantités vendus (0 kg) et des quantités en stock (0 kg) depasse la quantité totale (2 kg) que le ménage a eu après la recolte de Niébé , prière de corriger cette incoherence.</w:t>
+              <w:t>Prière de renseigner toutes les informations du ménage dans la section 0 avant d'entamer les autres informations.</w:t>
             </w:r>
           </w:p>
         </w:tc>
@@ -1714,7 +1714,7 @@
                 <w:color w:val="16A34A"/>
                 <w:sz w:val="16"/>
               </w:rPr>
-              <w:t>s00q07a, s00q08, s00q10, s00q13_0, s00q15_0, s00q17_0, s00q23a, s00q23b</w:t>
+              <w:t>—</w:t>
             </w:r>
           </w:p>
         </w:tc>
@@ -1745,7 +1745,7 @@
                 <w:i w:val="0"/>
                 <w:sz w:val="17"/>
               </w:rPr>
-              <w:t>Prière de renseigner toutes les informations du ménage dans la section 0 avant d'entamer les autres informations.</w:t>
+              <w:t>Attention! Il manque des informations non renseignées dans la section 0, prière de regarder toutes les autres informations dans l'identification du ménage (IDENTIFICATION ET RENSEIGNEMENTS DE CONTROLE) ou dans OBSERVATIONS pour pouvoir renseigné toutes les questions liées au ménage.</w:t>
             </w:r>
           </w:p>
         </w:tc>
@@ -1778,7 +1778,7 @@
                 <w:i w:val="0"/>
                 <w:sz w:val="16"/>
               </w:rPr>
-              <w:t>S00</w:t>
+              <w:t>S01</w:t>
               <w:br/>
             </w:r>
             <w:r>
@@ -1788,7 +1788,7 @@
                 <w:color w:val="64748B"/>
                 <w:sz w:val="14"/>
               </w:rPr>
-              <w:t>Identification</w:t>
+              <w:t>Démographie</w:t>
             </w:r>
           </w:p>
         </w:tc>
@@ -1804,7 +1804,7 @@
                 <w:color w:val="16A34A"/>
                 <w:sz w:val="16"/>
               </w:rPr>
-              <w:t>—</w:t>
+              <w:t>s01q41, s01q00b</w:t>
             </w:r>
           </w:p>
         </w:tc>
@@ -1835,7 +1835,7 @@
                 <w:i w:val="0"/>
                 <w:sz w:val="17"/>
               </w:rPr>
-              <w:t>Attention! Il manque des informations non renseignées dans la section 0, prière de regarder toutes les autres informations dans l'identification du ménage (IDENTIFICATION ET RENSEIGNEMENTS DE CONTROLE) ou dans OBSERVATIONS pour pouvoir renseigné toutes les questions liées au ménage.</w:t>
+              <w:t>Le montant dépensé ou reçu en cadeau pour les cartes prépayées, les transferts de crédit et les abonnements de  ALASSANE FAYE semble élevé ou faible , prière de corriger ou de confirmer l'information avec le QG.</w:t>
             </w:r>
           </w:p>
         </w:tc>
@@ -1894,7 +1894,7 @@
                 <w:color w:val="16A34A"/>
                 <w:sz w:val="16"/>
               </w:rPr>
-              <w:t>s01q41, s01q00b</w:t>
+              <w:t>—</w:t>
             </w:r>
           </w:p>
         </w:tc>
@@ -1925,7 +1925,7 @@
                 <w:i w:val="0"/>
                 <w:sz w:val="17"/>
               </w:rPr>
-              <w:t>Le montant dépensé ou reçu en cadeau pour les cartes prépayées, les transferts de crédit et les abonnements de  ALASSANE FAYE semble élevé ou faible , prière de corriger ou de confirmer l'information avec le QG.</w:t>
+              <w:t>Attention ! Le montant (28000 Fcfa) dépensé ou reçu en cadeau pour les cartes prépayées, les transferts de crédit et les abonnements de  ALASSANE FAYE est relativement élevé par rapport aux autres montants depansés observés dans cette zone.</w:t>
             </w:r>
           </w:p>
         </w:tc>
@@ -2015,7 +2015,7 @@
                 <w:i w:val="0"/>
                 <w:sz w:val="17"/>
               </w:rPr>
-              <w:t>Attention ! Le montant (28000 Fcfa) dépensé ou reçu en cadeau pour les cartes prépayées, les transferts de crédit et les abonnements de  ALASSANE FAYE est relativement élevé par rapport aux autres montants depansés observés dans cette zone.</w:t>
+              <w:t>Prière de corriger ou de confirmer avec le QG.</w:t>
             </w:r>
           </w:p>
         </w:tc>
@@ -2105,7 +2105,7 @@
                 <w:i w:val="0"/>
                 <w:sz w:val="17"/>
               </w:rPr>
-              <w:t>Prière de corriger ou de confirmer avec le QG.</w:t>
+              <w:t>Prière de verifier l'information donnée par ALASSANE FAYE ou corriger au niveau de la section 1.</w:t>
             </w:r>
           </w:p>
         </w:tc>
@@ -2195,277 +2195,7 @@
                 <w:i w:val="0"/>
                 <w:sz w:val="17"/>
               </w:rPr>
-              <w:t>Prière de verifier l'information donnée par ALASSANE FAYE ou corriger au niveau de la section 1.</w:t>
-            </w:r>
-          </w:p>
-        </w:tc>
-      </w:tr>
-      <w:tr>
-        <w:tc>
-          <w:tcPr>
-            <w:tcW w:type="dxa" w:w="964"/>
-          </w:tcPr>
-          <w:p>
-            <w:r>
-              <w:rPr>
-                <w:b/>
-                <w:i w:val="0"/>
-                <w:color w:val="EA580C"/>
-                <w:sz w:val="16"/>
-              </w:rPr>
-              <w:t>Moyenne</w:t>
-            </w:r>
-          </w:p>
-        </w:tc>
-        <w:tc>
-          <w:tcPr>
-            <w:tcW w:type="dxa" w:w="1247"/>
-          </w:tcPr>
-          <w:p>
-            <w:r>
-              <w:rPr>
-                <w:b/>
-                <w:i w:val="0"/>
-                <w:sz w:val="16"/>
-              </w:rPr>
-              <w:t>S01</w:t>
-              <w:br/>
-            </w:r>
-            <w:r>
-              <w:rPr>
-                <w:b w:val="0"/>
-                <w:i w:val="0"/>
-                <w:color w:val="64748B"/>
-                <w:sz w:val="14"/>
-              </w:rPr>
-              <w:t>Démographie</w:t>
-            </w:r>
-          </w:p>
-        </w:tc>
-        <w:tc>
-          <w:tcPr>
-            <w:tcW w:type="dxa" w:w="1531"/>
-          </w:tcPr>
-          <w:p>
-            <w:r>
-              <w:rPr>
-                <w:b/>
-                <w:i w:val="0"/>
-                <w:color w:val="16A34A"/>
-                <w:sz w:val="16"/>
-              </w:rPr>
-              <w:t>—</w:t>
-            </w:r>
-          </w:p>
-        </w:tc>
-        <w:tc>
-          <w:tcPr>
-            <w:tcW w:type="dxa" w:w="1191"/>
-          </w:tcPr>
-          <w:p>
-            <w:r>
-              <w:rPr>
-                <w:b w:val="0"/>
-                <w:i w:val="0"/>
-                <w:color w:val="64748B"/>
-                <w:sz w:val="16"/>
-              </w:rPr>
-              <w:t>GT-CQ</w:t>
-            </w:r>
-          </w:p>
-        </w:tc>
-        <w:tc>
-          <w:tcPr>
-            <w:tcW w:type="dxa" w:w="4706"/>
-          </w:tcPr>
-          <w:p>
-            <w:r>
-              <w:rPr>
-                <w:b w:val="0"/>
-                <w:i w:val="0"/>
-                <w:sz w:val="17"/>
-              </w:rPr>
               <w:t>Prière de verifier l'information donnée par NDEYE TENING FAYE ou corriger au niveau de la section 1.</w:t>
-            </w:r>
-          </w:p>
-        </w:tc>
-      </w:tr>
-      <w:tr>
-        <w:tc>
-          <w:tcPr>
-            <w:tcW w:type="dxa" w:w="964"/>
-          </w:tcPr>
-          <w:p>
-            <w:r>
-              <w:rPr>
-                <w:b/>
-                <w:i w:val="0"/>
-                <w:color w:val="EA580C"/>
-                <w:sz w:val="16"/>
-              </w:rPr>
-              <w:t>Moyenne</w:t>
-            </w:r>
-          </w:p>
-        </w:tc>
-        <w:tc>
-          <w:tcPr>
-            <w:tcW w:type="dxa" w:w="1247"/>
-          </w:tcPr>
-          <w:p>
-            <w:r>
-              <w:rPr>
-                <w:b/>
-                <w:i w:val="0"/>
-                <w:sz w:val="16"/>
-              </w:rPr>
-              <w:t>S01</w:t>
-              <w:br/>
-            </w:r>
-            <w:r>
-              <w:rPr>
-                <w:b w:val="0"/>
-                <w:i w:val="0"/>
-                <w:color w:val="64748B"/>
-                <w:sz w:val="14"/>
-              </w:rPr>
-              <w:t>Démographie</w:t>
-            </w:r>
-          </w:p>
-        </w:tc>
-        <w:tc>
-          <w:tcPr>
-            <w:tcW w:type="dxa" w:w="1531"/>
-          </w:tcPr>
-          <w:p>
-            <w:r>
-              <w:rPr>
-                <w:b/>
-                <w:i w:val="0"/>
-                <w:color w:val="16A34A"/>
-                <w:sz w:val="16"/>
-              </w:rPr>
-              <w:t>s00q27, s01q03a, s01q03b, s01q03c, s01q00b</w:t>
-            </w:r>
-          </w:p>
-        </w:tc>
-        <w:tc>
-          <w:tcPr>
-            <w:tcW w:type="dxa" w:w="1191"/>
-          </w:tcPr>
-          <w:p>
-            <w:r>
-              <w:rPr>
-                <w:b w:val="0"/>
-                <w:i w:val="0"/>
-                <w:color w:val="64748B"/>
-                <w:sz w:val="16"/>
-              </w:rPr>
-              <w:t>GT-CQ</w:t>
-            </w:r>
-          </w:p>
-        </w:tc>
-        <w:tc>
-          <w:tcPr>
-            <w:tcW w:type="dxa" w:w="4706"/>
-          </w:tcPr>
-          <w:p>
-            <w:r>
-              <w:rPr>
-                <w:b w:val="0"/>
-                <w:i w:val="0"/>
-                <w:sz w:val="17"/>
-              </w:rPr>
-              <w:t>Les informations sur l'acte de naissance (ni Jours, ni mois et ni années) de  KHADY DIALLO  manquent, s'il vous plait pouvez-vous fournir d'effort pour avoir ces informations.</w:t>
-            </w:r>
-          </w:p>
-        </w:tc>
-      </w:tr>
-      <w:tr>
-        <w:tc>
-          <w:tcPr>
-            <w:tcW w:type="dxa" w:w="964"/>
-          </w:tcPr>
-          <w:p>
-            <w:r>
-              <w:rPr>
-                <w:b/>
-                <w:i w:val="0"/>
-                <w:color w:val="EA580C"/>
-                <w:sz w:val="16"/>
-              </w:rPr>
-              <w:t>Moyenne</w:t>
-            </w:r>
-          </w:p>
-        </w:tc>
-        <w:tc>
-          <w:tcPr>
-            <w:tcW w:type="dxa" w:w="1247"/>
-          </w:tcPr>
-          <w:p>
-            <w:r>
-              <w:rPr>
-                <w:b/>
-                <w:i w:val="0"/>
-                <w:sz w:val="16"/>
-              </w:rPr>
-              <w:t>S02</w:t>
-              <w:br/>
-            </w:r>
-            <w:r>
-              <w:rPr>
-                <w:b w:val="0"/>
-                <w:i w:val="0"/>
-                <w:color w:val="64748B"/>
-                <w:sz w:val="14"/>
-              </w:rPr>
-              <w:t>Éducation</w:t>
-            </w:r>
-          </w:p>
-        </w:tc>
-        <w:tc>
-          <w:tcPr>
-            <w:tcW w:type="dxa" w:w="1531"/>
-          </w:tcPr>
-          <w:p>
-            <w:r>
-              <w:rPr>
-                <w:b/>
-                <w:i w:val="0"/>
-                <w:color w:val="16A34A"/>
-                <w:sz w:val="16"/>
-              </w:rPr>
-              <w:t>—</w:t>
-            </w:r>
-          </w:p>
-        </w:tc>
-        <w:tc>
-          <w:tcPr>
-            <w:tcW w:type="dxa" w:w="1191"/>
-          </w:tcPr>
-          <w:p>
-            <w:r>
-              <w:rPr>
-                <w:b w:val="0"/>
-                <w:i w:val="0"/>
-                <w:color w:val="64748B"/>
-                <w:sz w:val="16"/>
-              </w:rPr>
-              <w:t>GT-CQ</w:t>
-            </w:r>
-          </w:p>
-        </w:tc>
-        <w:tc>
-          <w:tcPr>
-            <w:tcW w:type="dxa" w:w="4706"/>
-          </w:tcPr>
-          <w:p>
-            <w:r>
-              <w:rPr>
-                <w:b w:val="0"/>
-                <w:i w:val="0"/>
-                <w:sz w:val="17"/>
-              </w:rPr>
-              <w:t>veuillez, s'il vous plait, confirmer les frais de scolarité ( 1000 FCFA) payée de ASSANE DIALLO avec le QG ou apporter les corrections nécessaires.</w:t>
             </w:r>
           </w:p>
         </w:tc>
